--- a/SiapKerja_MSForms_02_Pasca.docx
+++ b/SiapKerja_MSForms_02_Pasca.docx
@@ -25,7 +25,7 @@
           <w:b w:val="0"/>
           <w:sz w:val="22"/>
         </w:rPr>
-        <w:t>Isi setelah sesi simulator SiapKerja. Pakai kode R dan G yang sama seperti sebelum main. Jangan tulis nama orang atau nama instansi. Nilai SiapKerja sebagai alat latihan LPS. 1 = sangat tidak setuju, 5 = sangat setuju.</w:t>
+        <w:t>Isi setelah sesi simulator SiapKerja. Pakai kode sesi, R, dan G yang sama seperti sebelum main. Jangan tulis nama orang. Nilai SiapKerja sebagai alat latihan LPS. 1 = sangat tidak setuju, 5 = sangat setuju.</w:t>
       </w:r>
     </w:p>
     <w:p>
@@ -38,7 +38,7 @@
           <w:b w:val="0"/>
           <w:sz w:val="24"/>
         </w:rPr>
-        <w:t>1. Kode responden (sama seperti sebelum main, contoh R07)</w:t>
+        <w:t>1. Kode sesi (sama seperti sebelum main, contoh S260901-A)</w:t>
       </w:r>
     </w:p>
     <w:p>
@@ -63,7 +63,7 @@
           <w:b w:val="0"/>
           <w:sz w:val="24"/>
         </w:rPr>
-        <w:t>2. Kode kelompok (sama seperti sebelum main, contoh G2)</w:t>
+        <w:t>2. Kode responden (sama seperti sebelum main, contoh R07)</w:t>
       </w:r>
     </w:p>
     <w:p>
@@ -88,7 +88,32 @@
           <w:b w:val="0"/>
           <w:sz w:val="24"/>
         </w:rPr>
-        <w:t>3. Kegiatan di SiapKerja (galian, sloof, kolom, dinding) dekat dengan pekerjaan lapangan yang saya kenal.</w:t>
+        <w:t>3. Kode kelompok / laptop (sama seperti sebelum main, contoh G2)</w:t>
+      </w:r>
+    </w:p>
+    <w:p>
+      <w:pPr>
+        <w:spacing w:after="200" w:before="0" w:line="240" w:lineRule="auto"/>
+      </w:pPr>
+      <w:r>
+        <w:rPr>
+          <w:rFonts w:ascii="Calibri" w:hAnsi="Calibri" w:eastAsia="Calibri"/>
+          <w:b w:val="0"/>
+          <w:sz w:val="20"/>
+        </w:rPr>
+      </w:r>
+    </w:p>
+    <w:p>
+      <w:pPr>
+        <w:spacing w:after="40" w:before="0" w:line="240" w:lineRule="auto"/>
+      </w:pPr>
+      <w:r>
+        <w:rPr>
+          <w:rFonts w:ascii="Calibri" w:hAnsi="Calibri" w:eastAsia="Calibri"/>
+          <w:b w:val="0"/>
+          <w:sz w:val="24"/>
+        </w:rPr>
+        <w:t>4. Kegiatan di SiapKerja (galian, sloof, kolom, dinding) dekat dengan pekerjaan lapangan yang saya kenal.</w:t>
       </w:r>
     </w:p>
     <w:p>
@@ -178,7 +203,7 @@
           <w:b w:val="0"/>
           <w:sz w:val="24"/>
         </w:rPr>
-        <w:t>4. Denah dan zonasi rumah Type-36 membantu saya memahami urutan pekerjaan.</w:t>
+        <w:t>5. Saya merasakan beda merencana dari Gantt (push) dan merencana dari pekerjaan yang sudah siap (pull).</w:t>
       </w:r>
     </w:p>
     <w:p>
@@ -268,7 +293,7 @@
           <w:b w:val="0"/>
           <w:sz w:val="24"/>
         </w:rPr>
-        <w:t>5. Saya menjalankan urutan lengkap di SiapKerja: value pemilik, desain, pull, make-ready, janji mingguan, huddle, PPC.</w:t>
+        <w:t>6. Saya lebih jelas mengapa L1 harus bebas kendala sebelum dijanjikan.</w:t>
       </w:r>
     </w:p>
     <w:p>
@@ -358,7 +383,7 @@
           <w:b w:val="0"/>
           <w:sz w:val="24"/>
         </w:rPr>
-        <w:t>6. Saya merasakan beda merencana dari Gantt (push) dan merencana dari pekerjaan yang sudah siap (pull).</w:t>
+        <w:t>7. Make-ready terasa sebagai kerja menyiapkan constraint, bukan hanya istilah.</w:t>
       </w:r>
     </w:p>
     <w:p>
@@ -448,7 +473,7 @@
           <w:b w:val="0"/>
           <w:sz w:val="24"/>
         </w:rPr>
-        <w:t>7. Setelah main SiapKerja, last planner merencana dari pekerjaan, bukan dari batang Gantt.</w:t>
+        <w:t>8. Pekerjaan minggu depan boleh dijanjikan meskipun masih ada kendala yang belum dilepas.</w:t>
       </w:r>
     </w:p>
     <w:p>
@@ -538,7 +563,7 @@
           <w:b w:val="0"/>
           <w:sz w:val="24"/>
         </w:rPr>
-        <w:t>8. Saya lebih jelas mengapa L1 harus bebas kendala sebelum dijanjikan.</w:t>
+        <w:t>9. Pull berarti memulai setiap kegiatan seawal mungkin sesuai jadwal induk.</w:t>
       </w:r>
     </w:p>
     <w:p>
@@ -628,7 +653,7 @@
           <w:b w:val="0"/>
           <w:sz w:val="24"/>
         </w:rPr>
-        <w:t>9. PPC di SiapKerja mengukur keandalan janji mingguan.</w:t>
+        <w:t>10. PPC mengukur seberapa cepat bangunan diselesaikan.</w:t>
       </w:r>
     </w:p>
     <w:p>
@@ -718,7 +743,7 @@
           <w:b w:val="0"/>
           <w:sz w:val="24"/>
         </w:rPr>
-        <w:t>10. Make-ready terasa sebagai kerja menyiapkan constraint, bukan hanya istilah.</w:t>
+        <w:t>11. Make-ready lebih menentukan keandalan janji daripada menambah tenaga di hari H.</w:t>
       </w:r>
     </w:p>
     <w:p>
@@ -808,7 +833,7 @@
           <w:b w:val="0"/>
           <w:sz w:val="24"/>
         </w:rPr>
-        <w:t>11. Daily huddle terasa sebagai rapat lapangan singkat.</w:t>
+        <w:t>12. Antarmuka SiapKerja cukup jelas untuk sesi sekitar 90 menit.</w:t>
       </w:r>
     </w:p>
     <w:p>
@@ -898,7 +923,7 @@
           <w:b w:val="0"/>
           <w:sz w:val="24"/>
         </w:rPr>
-        <w:t>12. Jadwal induk (Gantt/CPM) sudah cukup untuk mengendalikan produksi mingguan.</w:t>
+        <w:t>13. Saya akan merekomendasikan SiapKerja untuk latihan LPS di lingkungan saya.</w:t>
       </w:r>
     </w:p>
     <w:p>
@@ -988,997 +1013,7 @@
           <w:b w:val="0"/>
           <w:sz w:val="24"/>
         </w:rPr>
-        <w:t>13. Pekerjaan minggu depan boleh dijanjikan meskipun masih ada kendala yang belum dilepas.</w:t>
-      </w:r>
-    </w:p>
-    <w:p>
-      <w:pPr>
-        <w:spacing w:after="0" w:before="0" w:line="240" w:lineRule="auto"/>
-      </w:pPr>
-      <w:r>
-        <w:rPr>
-          <w:rFonts w:ascii="Calibri" w:hAnsi="Calibri" w:eastAsia="Calibri"/>
-          <w:b w:val="0"/>
-          <w:sz w:val="24"/>
-        </w:rPr>
-        <w:t>A. 1 Sangat tidak setuju</w:t>
-      </w:r>
-    </w:p>
-    <w:p>
-      <w:pPr>
-        <w:spacing w:after="0" w:before="0" w:line="240" w:lineRule="auto"/>
-      </w:pPr>
-      <w:r>
-        <w:rPr>
-          <w:rFonts w:ascii="Calibri" w:hAnsi="Calibri" w:eastAsia="Calibri"/>
-          <w:b w:val="0"/>
-          <w:sz w:val="24"/>
-        </w:rPr>
-        <w:t>B. 2 Tidak setuju</w:t>
-      </w:r>
-    </w:p>
-    <w:p>
-      <w:pPr>
-        <w:spacing w:after="0" w:before="0" w:line="240" w:lineRule="auto"/>
-      </w:pPr>
-      <w:r>
-        <w:rPr>
-          <w:rFonts w:ascii="Calibri" w:hAnsi="Calibri" w:eastAsia="Calibri"/>
-          <w:b w:val="0"/>
-          <w:sz w:val="24"/>
-        </w:rPr>
-        <w:t>C. 3 Netral</w:t>
-      </w:r>
-    </w:p>
-    <w:p>
-      <w:pPr>
-        <w:spacing w:after="0" w:before="0" w:line="240" w:lineRule="auto"/>
-      </w:pPr>
-      <w:r>
-        <w:rPr>
-          <w:rFonts w:ascii="Calibri" w:hAnsi="Calibri" w:eastAsia="Calibri"/>
-          <w:b w:val="0"/>
-          <w:sz w:val="24"/>
-        </w:rPr>
-        <w:t>D. 4 Setuju</w:t>
-      </w:r>
-    </w:p>
-    <w:p>
-      <w:pPr>
-        <w:spacing w:after="0" w:before="0" w:line="240" w:lineRule="auto"/>
-      </w:pPr>
-      <w:r>
-        <w:rPr>
-          <w:rFonts w:ascii="Calibri" w:hAnsi="Calibri" w:eastAsia="Calibri"/>
-          <w:b w:val="0"/>
-          <w:sz w:val="24"/>
-        </w:rPr>
-        <w:t>E. 5 Sangat setuju</w:t>
-      </w:r>
-    </w:p>
-    <w:p>
-      <w:pPr>
-        <w:spacing w:after="160" w:before="0" w:line="240" w:lineRule="auto"/>
-      </w:pPr>
-      <w:r>
-        <w:rPr>
-          <w:rFonts w:ascii="Calibri" w:hAnsi="Calibri" w:eastAsia="Calibri"/>
-          <w:b w:val="0"/>
-          <w:sz w:val="20"/>
-        </w:rPr>
-      </w:r>
-    </w:p>
-    <w:p>
-      <w:pPr>
-        <w:spacing w:after="40" w:before="0" w:line="240" w:lineRule="auto"/>
-      </w:pPr>
-      <w:r>
-        <w:rPr>
-          <w:rFonts w:ascii="Calibri" w:hAnsi="Calibri" w:eastAsia="Calibri"/>
-          <w:b w:val="0"/>
-          <w:sz w:val="24"/>
-        </w:rPr>
-        <w:t>14. Last planner adalah orang yang paling dekat dengan pekerjaan, bukan hanya planner di kantor lapangan.</w:t>
-      </w:r>
-    </w:p>
-    <w:p>
-      <w:pPr>
-        <w:spacing w:after="0" w:before="0" w:line="240" w:lineRule="auto"/>
-      </w:pPr>
-      <w:r>
-        <w:rPr>
-          <w:rFonts w:ascii="Calibri" w:hAnsi="Calibri" w:eastAsia="Calibri"/>
-          <w:b w:val="0"/>
-          <w:sz w:val="24"/>
-        </w:rPr>
-        <w:t>A. 1 Sangat tidak setuju</w:t>
-      </w:r>
-    </w:p>
-    <w:p>
-      <w:pPr>
-        <w:spacing w:after="0" w:before="0" w:line="240" w:lineRule="auto"/>
-      </w:pPr>
-      <w:r>
-        <w:rPr>
-          <w:rFonts w:ascii="Calibri" w:hAnsi="Calibri" w:eastAsia="Calibri"/>
-          <w:b w:val="0"/>
-          <w:sz w:val="24"/>
-        </w:rPr>
-        <w:t>B. 2 Tidak setuju</w:t>
-      </w:r>
-    </w:p>
-    <w:p>
-      <w:pPr>
-        <w:spacing w:after="0" w:before="0" w:line="240" w:lineRule="auto"/>
-      </w:pPr>
-      <w:r>
-        <w:rPr>
-          <w:rFonts w:ascii="Calibri" w:hAnsi="Calibri" w:eastAsia="Calibri"/>
-          <w:b w:val="0"/>
-          <w:sz w:val="24"/>
-        </w:rPr>
-        <w:t>C. 3 Netral</w:t>
-      </w:r>
-    </w:p>
-    <w:p>
-      <w:pPr>
-        <w:spacing w:after="0" w:before="0" w:line="240" w:lineRule="auto"/>
-      </w:pPr>
-      <w:r>
-        <w:rPr>
-          <w:rFonts w:ascii="Calibri" w:hAnsi="Calibri" w:eastAsia="Calibri"/>
-          <w:b w:val="0"/>
-          <w:sz w:val="24"/>
-        </w:rPr>
-        <w:t>D. 4 Setuju</w:t>
-      </w:r>
-    </w:p>
-    <w:p>
-      <w:pPr>
-        <w:spacing w:after="0" w:before="0" w:line="240" w:lineRule="auto"/>
-      </w:pPr>
-      <w:r>
-        <w:rPr>
-          <w:rFonts w:ascii="Calibri" w:hAnsi="Calibri" w:eastAsia="Calibri"/>
-          <w:b w:val="0"/>
-          <w:sz w:val="24"/>
-        </w:rPr>
-        <w:t>E. 5 Sangat setuju</w:t>
-      </w:r>
-    </w:p>
-    <w:p>
-      <w:pPr>
-        <w:spacing w:after="160" w:before="0" w:line="240" w:lineRule="auto"/>
-      </w:pPr>
-      <w:r>
-        <w:rPr>
-          <w:rFonts w:ascii="Calibri" w:hAnsi="Calibri" w:eastAsia="Calibri"/>
-          <w:b w:val="0"/>
-          <w:sz w:val="20"/>
-        </w:rPr>
-      </w:r>
-    </w:p>
-    <w:p>
-      <w:pPr>
-        <w:spacing w:after="40" w:before="0" w:line="240" w:lineRule="auto"/>
-      </w:pPr>
-      <w:r>
-        <w:rPr>
-          <w:rFonts w:ascii="Calibri" w:hAnsi="Calibri" w:eastAsia="Calibri"/>
-          <w:b w:val="0"/>
-          <w:sz w:val="24"/>
-        </w:rPr>
-        <w:t>15. PPC mengukur seberapa cepat bangunan diselesaikan.</w:t>
-      </w:r>
-    </w:p>
-    <w:p>
-      <w:pPr>
-        <w:spacing w:after="0" w:before="0" w:line="240" w:lineRule="auto"/>
-      </w:pPr>
-      <w:r>
-        <w:rPr>
-          <w:rFonts w:ascii="Calibri" w:hAnsi="Calibri" w:eastAsia="Calibri"/>
-          <w:b w:val="0"/>
-          <w:sz w:val="24"/>
-        </w:rPr>
-        <w:t>A. 1 Sangat tidak setuju</w:t>
-      </w:r>
-    </w:p>
-    <w:p>
-      <w:pPr>
-        <w:spacing w:after="0" w:before="0" w:line="240" w:lineRule="auto"/>
-      </w:pPr>
-      <w:r>
-        <w:rPr>
-          <w:rFonts w:ascii="Calibri" w:hAnsi="Calibri" w:eastAsia="Calibri"/>
-          <w:b w:val="0"/>
-          <w:sz w:val="24"/>
-        </w:rPr>
-        <w:t>B. 2 Tidak setuju</w:t>
-      </w:r>
-    </w:p>
-    <w:p>
-      <w:pPr>
-        <w:spacing w:after="0" w:before="0" w:line="240" w:lineRule="auto"/>
-      </w:pPr>
-      <w:r>
-        <w:rPr>
-          <w:rFonts w:ascii="Calibri" w:hAnsi="Calibri" w:eastAsia="Calibri"/>
-          <w:b w:val="0"/>
-          <w:sz w:val="24"/>
-        </w:rPr>
-        <w:t>C. 3 Netral</w:t>
-      </w:r>
-    </w:p>
-    <w:p>
-      <w:pPr>
-        <w:spacing w:after="0" w:before="0" w:line="240" w:lineRule="auto"/>
-      </w:pPr>
-      <w:r>
-        <w:rPr>
-          <w:rFonts w:ascii="Calibri" w:hAnsi="Calibri" w:eastAsia="Calibri"/>
-          <w:b w:val="0"/>
-          <w:sz w:val="24"/>
-        </w:rPr>
-        <w:t>D. 4 Setuju</w:t>
-      </w:r>
-    </w:p>
-    <w:p>
-      <w:pPr>
-        <w:spacing w:after="0" w:before="0" w:line="240" w:lineRule="auto"/>
-      </w:pPr>
-      <w:r>
-        <w:rPr>
-          <w:rFonts w:ascii="Calibri" w:hAnsi="Calibri" w:eastAsia="Calibri"/>
-          <w:b w:val="0"/>
-          <w:sz w:val="24"/>
-        </w:rPr>
-        <w:t>E. 5 Sangat setuju</w:t>
-      </w:r>
-    </w:p>
-    <w:p>
-      <w:pPr>
-        <w:spacing w:after="160" w:before="0" w:line="240" w:lineRule="auto"/>
-      </w:pPr>
-      <w:r>
-        <w:rPr>
-          <w:rFonts w:ascii="Calibri" w:hAnsi="Calibri" w:eastAsia="Calibri"/>
-          <w:b w:val="0"/>
-          <w:sz w:val="20"/>
-        </w:rPr>
-      </w:r>
-    </w:p>
-    <w:p>
-      <w:pPr>
-        <w:spacing w:after="40" w:before="0" w:line="240" w:lineRule="auto"/>
-      </w:pPr>
-      <w:r>
-        <w:rPr>
-          <w:rFonts w:ascii="Calibri" w:hAnsi="Calibri" w:eastAsia="Calibri"/>
-          <w:b w:val="0"/>
-          <w:sz w:val="24"/>
-        </w:rPr>
-        <w:t>16. Pull berarti memulai setiap kegiatan seawal mungkin sesuai jadwal induk.</w:t>
-      </w:r>
-    </w:p>
-    <w:p>
-      <w:pPr>
-        <w:spacing w:after="0" w:before="0" w:line="240" w:lineRule="auto"/>
-      </w:pPr>
-      <w:r>
-        <w:rPr>
-          <w:rFonts w:ascii="Calibri" w:hAnsi="Calibri" w:eastAsia="Calibri"/>
-          <w:b w:val="0"/>
-          <w:sz w:val="24"/>
-        </w:rPr>
-        <w:t>A. 1 Sangat tidak setuju</w:t>
-      </w:r>
-    </w:p>
-    <w:p>
-      <w:pPr>
-        <w:spacing w:after="0" w:before="0" w:line="240" w:lineRule="auto"/>
-      </w:pPr>
-      <w:r>
-        <w:rPr>
-          <w:rFonts w:ascii="Calibri" w:hAnsi="Calibri" w:eastAsia="Calibri"/>
-          <w:b w:val="0"/>
-          <w:sz w:val="24"/>
-        </w:rPr>
-        <w:t>B. 2 Tidak setuju</w:t>
-      </w:r>
-    </w:p>
-    <w:p>
-      <w:pPr>
-        <w:spacing w:after="0" w:before="0" w:line="240" w:lineRule="auto"/>
-      </w:pPr>
-      <w:r>
-        <w:rPr>
-          <w:rFonts w:ascii="Calibri" w:hAnsi="Calibri" w:eastAsia="Calibri"/>
-          <w:b w:val="0"/>
-          <w:sz w:val="24"/>
-        </w:rPr>
-        <w:t>C. 3 Netral</w:t>
-      </w:r>
-    </w:p>
-    <w:p>
-      <w:pPr>
-        <w:spacing w:after="0" w:before="0" w:line="240" w:lineRule="auto"/>
-      </w:pPr>
-      <w:r>
-        <w:rPr>
-          <w:rFonts w:ascii="Calibri" w:hAnsi="Calibri" w:eastAsia="Calibri"/>
-          <w:b w:val="0"/>
-          <w:sz w:val="24"/>
-        </w:rPr>
-        <w:t>D. 4 Setuju</w:t>
-      </w:r>
-    </w:p>
-    <w:p>
-      <w:pPr>
-        <w:spacing w:after="0" w:before="0" w:line="240" w:lineRule="auto"/>
-      </w:pPr>
-      <w:r>
-        <w:rPr>
-          <w:rFonts w:ascii="Calibri" w:hAnsi="Calibri" w:eastAsia="Calibri"/>
-          <w:b w:val="0"/>
-          <w:sz w:val="24"/>
-        </w:rPr>
-        <w:t>E. 5 Sangat setuju</w:t>
-      </w:r>
-    </w:p>
-    <w:p>
-      <w:pPr>
-        <w:spacing w:after="160" w:before="0" w:line="240" w:lineRule="auto"/>
-      </w:pPr>
-      <w:r>
-        <w:rPr>
-          <w:rFonts w:ascii="Calibri" w:hAnsi="Calibri" w:eastAsia="Calibri"/>
-          <w:b w:val="0"/>
-          <w:sz w:val="20"/>
-        </w:rPr>
-      </w:r>
-    </w:p>
-    <w:p>
-      <w:pPr>
-        <w:spacing w:after="40" w:before="0" w:line="240" w:lineRule="auto"/>
-      </w:pPr>
-      <w:r>
-        <w:rPr>
-          <w:rFonts w:ascii="Calibri" w:hAnsi="Calibri" w:eastAsia="Calibri"/>
-          <w:b w:val="0"/>
-          <w:sz w:val="24"/>
-        </w:rPr>
-        <w:t>17. Make-ready lebih menentukan keandalan janji daripada menambah tenaga di hari H.</w:t>
-      </w:r>
-    </w:p>
-    <w:p>
-      <w:pPr>
-        <w:spacing w:after="0" w:before="0" w:line="240" w:lineRule="auto"/>
-      </w:pPr>
-      <w:r>
-        <w:rPr>
-          <w:rFonts w:ascii="Calibri" w:hAnsi="Calibri" w:eastAsia="Calibri"/>
-          <w:b w:val="0"/>
-          <w:sz w:val="24"/>
-        </w:rPr>
-        <w:t>A. 1 Sangat tidak setuju</w:t>
-      </w:r>
-    </w:p>
-    <w:p>
-      <w:pPr>
-        <w:spacing w:after="0" w:before="0" w:line="240" w:lineRule="auto"/>
-      </w:pPr>
-      <w:r>
-        <w:rPr>
-          <w:rFonts w:ascii="Calibri" w:hAnsi="Calibri" w:eastAsia="Calibri"/>
-          <w:b w:val="0"/>
-          <w:sz w:val="24"/>
-        </w:rPr>
-        <w:t>B. 2 Tidak setuju</w:t>
-      </w:r>
-    </w:p>
-    <w:p>
-      <w:pPr>
-        <w:spacing w:after="0" w:before="0" w:line="240" w:lineRule="auto"/>
-      </w:pPr>
-      <w:r>
-        <w:rPr>
-          <w:rFonts w:ascii="Calibri" w:hAnsi="Calibri" w:eastAsia="Calibri"/>
-          <w:b w:val="0"/>
-          <w:sz w:val="24"/>
-        </w:rPr>
-        <w:t>C. 3 Netral</w:t>
-      </w:r>
-    </w:p>
-    <w:p>
-      <w:pPr>
-        <w:spacing w:after="0" w:before="0" w:line="240" w:lineRule="auto"/>
-      </w:pPr>
-      <w:r>
-        <w:rPr>
-          <w:rFonts w:ascii="Calibri" w:hAnsi="Calibri" w:eastAsia="Calibri"/>
-          <w:b w:val="0"/>
-          <w:sz w:val="24"/>
-        </w:rPr>
-        <w:t>D. 4 Setuju</w:t>
-      </w:r>
-    </w:p>
-    <w:p>
-      <w:pPr>
-        <w:spacing w:after="0" w:before="0" w:line="240" w:lineRule="auto"/>
-      </w:pPr>
-      <w:r>
-        <w:rPr>
-          <w:rFonts w:ascii="Calibri" w:hAnsi="Calibri" w:eastAsia="Calibri"/>
-          <w:b w:val="0"/>
-          <w:sz w:val="24"/>
-        </w:rPr>
-        <w:t>E. 5 Sangat setuju</w:t>
-      </w:r>
-    </w:p>
-    <w:p>
-      <w:pPr>
-        <w:spacing w:after="160" w:before="0" w:line="240" w:lineRule="auto"/>
-      </w:pPr>
-      <w:r>
-        <w:rPr>
-          <w:rFonts w:ascii="Calibri" w:hAnsi="Calibri" w:eastAsia="Calibri"/>
-          <w:b w:val="0"/>
-          <w:sz w:val="20"/>
-        </w:rPr>
-      </w:r>
-    </w:p>
-    <w:p>
-      <w:pPr>
-        <w:spacing w:after="40" w:before="0" w:line="240" w:lineRule="auto"/>
-      </w:pPr>
-      <w:r>
-        <w:rPr>
-          <w:rFonts w:ascii="Calibri" w:hAnsi="Calibri" w:eastAsia="Calibri"/>
-          <w:b w:val="0"/>
-          <w:sz w:val="24"/>
-        </w:rPr>
-        <w:t>18. Saya bisa menjalankan SiapKerja di laptop tanpa server khusus.</w:t>
-      </w:r>
-    </w:p>
-    <w:p>
-      <w:pPr>
-        <w:spacing w:after="0" w:before="0" w:line="240" w:lineRule="auto"/>
-      </w:pPr>
-      <w:r>
-        <w:rPr>
-          <w:rFonts w:ascii="Calibri" w:hAnsi="Calibri" w:eastAsia="Calibri"/>
-          <w:b w:val="0"/>
-          <w:sz w:val="24"/>
-        </w:rPr>
-        <w:t>A. 1 Sangat tidak setuju</w:t>
-      </w:r>
-    </w:p>
-    <w:p>
-      <w:pPr>
-        <w:spacing w:after="0" w:before="0" w:line="240" w:lineRule="auto"/>
-      </w:pPr>
-      <w:r>
-        <w:rPr>
-          <w:rFonts w:ascii="Calibri" w:hAnsi="Calibri" w:eastAsia="Calibri"/>
-          <w:b w:val="0"/>
-          <w:sz w:val="24"/>
-        </w:rPr>
-        <w:t>B. 2 Tidak setuju</w:t>
-      </w:r>
-    </w:p>
-    <w:p>
-      <w:pPr>
-        <w:spacing w:after="0" w:before="0" w:line="240" w:lineRule="auto"/>
-      </w:pPr>
-      <w:r>
-        <w:rPr>
-          <w:rFonts w:ascii="Calibri" w:hAnsi="Calibri" w:eastAsia="Calibri"/>
-          <w:b w:val="0"/>
-          <w:sz w:val="24"/>
-        </w:rPr>
-        <w:t>C. 3 Netral</w:t>
-      </w:r>
-    </w:p>
-    <w:p>
-      <w:pPr>
-        <w:spacing w:after="0" w:before="0" w:line="240" w:lineRule="auto"/>
-      </w:pPr>
-      <w:r>
-        <w:rPr>
-          <w:rFonts w:ascii="Calibri" w:hAnsi="Calibri" w:eastAsia="Calibri"/>
-          <w:b w:val="0"/>
-          <w:sz w:val="24"/>
-        </w:rPr>
-        <w:t>D. 4 Setuju</w:t>
-      </w:r>
-    </w:p>
-    <w:p>
-      <w:pPr>
-        <w:spacing w:after="0" w:before="0" w:line="240" w:lineRule="auto"/>
-      </w:pPr>
-      <w:r>
-        <w:rPr>
-          <w:rFonts w:ascii="Calibri" w:hAnsi="Calibri" w:eastAsia="Calibri"/>
-          <w:b w:val="0"/>
-          <w:sz w:val="24"/>
-        </w:rPr>
-        <w:t>E. 5 Sangat setuju</w:t>
-      </w:r>
-    </w:p>
-    <w:p>
-      <w:pPr>
-        <w:spacing w:after="160" w:before="0" w:line="240" w:lineRule="auto"/>
-      </w:pPr>
-      <w:r>
-        <w:rPr>
-          <w:rFonts w:ascii="Calibri" w:hAnsi="Calibri" w:eastAsia="Calibri"/>
-          <w:b w:val="0"/>
-          <w:sz w:val="20"/>
-        </w:rPr>
-      </w:r>
-    </w:p>
-    <w:p>
-      <w:pPr>
-        <w:spacing w:after="40" w:before="0" w:line="240" w:lineRule="auto"/>
-      </w:pPr>
-      <w:r>
-        <w:rPr>
-          <w:rFonts w:ascii="Calibri" w:hAnsi="Calibri" w:eastAsia="Calibri"/>
-          <w:b w:val="0"/>
-          <w:sz w:val="24"/>
-        </w:rPr>
-        <w:t>19. Setelah satu kali terhubung internet, saya bisa lanjut memakai SiapKerja tanpa sinyal.</w:t>
-      </w:r>
-    </w:p>
-    <w:p>
-      <w:pPr>
-        <w:spacing w:after="0" w:before="0" w:line="240" w:lineRule="auto"/>
-      </w:pPr>
-      <w:r>
-        <w:rPr>
-          <w:rFonts w:ascii="Calibri" w:hAnsi="Calibri" w:eastAsia="Calibri"/>
-          <w:b w:val="0"/>
-          <w:sz w:val="24"/>
-        </w:rPr>
-        <w:t>A. 1 Sangat tidak setuju</w:t>
-      </w:r>
-    </w:p>
-    <w:p>
-      <w:pPr>
-        <w:spacing w:after="0" w:before="0" w:line="240" w:lineRule="auto"/>
-      </w:pPr>
-      <w:r>
-        <w:rPr>
-          <w:rFonts w:ascii="Calibri" w:hAnsi="Calibri" w:eastAsia="Calibri"/>
-          <w:b w:val="0"/>
-          <w:sz w:val="24"/>
-        </w:rPr>
-        <w:t>B. 2 Tidak setuju</w:t>
-      </w:r>
-    </w:p>
-    <w:p>
-      <w:pPr>
-        <w:spacing w:after="0" w:before="0" w:line="240" w:lineRule="auto"/>
-      </w:pPr>
-      <w:r>
-        <w:rPr>
-          <w:rFonts w:ascii="Calibri" w:hAnsi="Calibri" w:eastAsia="Calibri"/>
-          <w:b w:val="0"/>
-          <w:sz w:val="24"/>
-        </w:rPr>
-        <w:t>C. 3 Netral</w:t>
-      </w:r>
-    </w:p>
-    <w:p>
-      <w:pPr>
-        <w:spacing w:after="0" w:before="0" w:line="240" w:lineRule="auto"/>
-      </w:pPr>
-      <w:r>
-        <w:rPr>
-          <w:rFonts w:ascii="Calibri" w:hAnsi="Calibri" w:eastAsia="Calibri"/>
-          <w:b w:val="0"/>
-          <w:sz w:val="24"/>
-        </w:rPr>
-        <w:t>D. 4 Setuju</w:t>
-      </w:r>
-    </w:p>
-    <w:p>
-      <w:pPr>
-        <w:spacing w:after="0" w:before="0" w:line="240" w:lineRule="auto"/>
-      </w:pPr>
-      <w:r>
-        <w:rPr>
-          <w:rFonts w:ascii="Calibri" w:hAnsi="Calibri" w:eastAsia="Calibri"/>
-          <w:b w:val="0"/>
-          <w:sz w:val="24"/>
-        </w:rPr>
-        <w:t>E. 5 Sangat setuju</w:t>
-      </w:r>
-    </w:p>
-    <w:p>
-      <w:pPr>
-        <w:spacing w:after="160" w:before="0" w:line="240" w:lineRule="auto"/>
-      </w:pPr>
-      <w:r>
-        <w:rPr>
-          <w:rFonts w:ascii="Calibri" w:hAnsi="Calibri" w:eastAsia="Calibri"/>
-          <w:b w:val="0"/>
-          <w:sz w:val="20"/>
-        </w:rPr>
-      </w:r>
-    </w:p>
-    <w:p>
-      <w:pPr>
-        <w:spacing w:after="40" w:before="0" w:line="240" w:lineRule="auto"/>
-      </w:pPr>
-      <w:r>
-        <w:rPr>
-          <w:rFonts w:ascii="Calibri" w:hAnsi="Calibri" w:eastAsia="Calibri"/>
-          <w:b w:val="0"/>
-          <w:sz w:val="24"/>
-        </w:rPr>
-        <w:t>20. SiapKerja cocok untuk pelatihan LPS di organisasi saya.</w:t>
-      </w:r>
-    </w:p>
-    <w:p>
-      <w:pPr>
-        <w:spacing w:after="0" w:before="0" w:line="240" w:lineRule="auto"/>
-      </w:pPr>
-      <w:r>
-        <w:rPr>
-          <w:rFonts w:ascii="Calibri" w:hAnsi="Calibri" w:eastAsia="Calibri"/>
-          <w:b w:val="0"/>
-          <w:sz w:val="24"/>
-        </w:rPr>
-        <w:t>A. 1 Sangat tidak setuju</w:t>
-      </w:r>
-    </w:p>
-    <w:p>
-      <w:pPr>
-        <w:spacing w:after="0" w:before="0" w:line="240" w:lineRule="auto"/>
-      </w:pPr>
-      <w:r>
-        <w:rPr>
-          <w:rFonts w:ascii="Calibri" w:hAnsi="Calibri" w:eastAsia="Calibri"/>
-          <w:b w:val="0"/>
-          <w:sz w:val="24"/>
-        </w:rPr>
-        <w:t>B. 2 Tidak setuju</w:t>
-      </w:r>
-    </w:p>
-    <w:p>
-      <w:pPr>
-        <w:spacing w:after="0" w:before="0" w:line="240" w:lineRule="auto"/>
-      </w:pPr>
-      <w:r>
-        <w:rPr>
-          <w:rFonts w:ascii="Calibri" w:hAnsi="Calibri" w:eastAsia="Calibri"/>
-          <w:b w:val="0"/>
-          <w:sz w:val="24"/>
-        </w:rPr>
-        <w:t>C. 3 Netral</w:t>
-      </w:r>
-    </w:p>
-    <w:p>
-      <w:pPr>
-        <w:spacing w:after="0" w:before="0" w:line="240" w:lineRule="auto"/>
-      </w:pPr>
-      <w:r>
-        <w:rPr>
-          <w:rFonts w:ascii="Calibri" w:hAnsi="Calibri" w:eastAsia="Calibri"/>
-          <w:b w:val="0"/>
-          <w:sz w:val="24"/>
-        </w:rPr>
-        <w:t>D. 4 Setuju</w:t>
-      </w:r>
-    </w:p>
-    <w:p>
-      <w:pPr>
-        <w:spacing w:after="0" w:before="0" w:line="240" w:lineRule="auto"/>
-      </w:pPr>
-      <w:r>
-        <w:rPr>
-          <w:rFonts w:ascii="Calibri" w:hAnsi="Calibri" w:eastAsia="Calibri"/>
-          <w:b w:val="0"/>
-          <w:sz w:val="24"/>
-        </w:rPr>
-        <w:t>E. 5 Sangat setuju</w:t>
-      </w:r>
-    </w:p>
-    <w:p>
-      <w:pPr>
-        <w:spacing w:after="160" w:before="0" w:line="240" w:lineRule="auto"/>
-      </w:pPr>
-      <w:r>
-        <w:rPr>
-          <w:rFonts w:ascii="Calibri" w:hAnsi="Calibri" w:eastAsia="Calibri"/>
-          <w:b w:val="0"/>
-          <w:sz w:val="20"/>
-        </w:rPr>
-      </w:r>
-    </w:p>
-    <w:p>
-      <w:pPr>
-        <w:spacing w:after="40" w:before="0" w:line="240" w:lineRule="auto"/>
-      </w:pPr>
-      <w:r>
-        <w:rPr>
-          <w:rFonts w:ascii="Calibri" w:hAnsi="Calibri" w:eastAsia="Calibri"/>
-          <w:b w:val="0"/>
-          <w:sz w:val="24"/>
-        </w:rPr>
-        <w:t>21. SiapKerja bisa dipakai rekan di tempat yang internetnya putus-nyambung.</w:t>
-      </w:r>
-    </w:p>
-    <w:p>
-      <w:pPr>
-        <w:spacing w:after="0" w:before="0" w:line="240" w:lineRule="auto"/>
-      </w:pPr>
-      <w:r>
-        <w:rPr>
-          <w:rFonts w:ascii="Calibri" w:hAnsi="Calibri" w:eastAsia="Calibri"/>
-          <w:b w:val="0"/>
-          <w:sz w:val="24"/>
-        </w:rPr>
-        <w:t>A. 1 Sangat tidak setuju</w:t>
-      </w:r>
-    </w:p>
-    <w:p>
-      <w:pPr>
-        <w:spacing w:after="0" w:before="0" w:line="240" w:lineRule="auto"/>
-      </w:pPr>
-      <w:r>
-        <w:rPr>
-          <w:rFonts w:ascii="Calibri" w:hAnsi="Calibri" w:eastAsia="Calibri"/>
-          <w:b w:val="0"/>
-          <w:sz w:val="24"/>
-        </w:rPr>
-        <w:t>B. 2 Tidak setuju</w:t>
-      </w:r>
-    </w:p>
-    <w:p>
-      <w:pPr>
-        <w:spacing w:after="0" w:before="0" w:line="240" w:lineRule="auto"/>
-      </w:pPr>
-      <w:r>
-        <w:rPr>
-          <w:rFonts w:ascii="Calibri" w:hAnsi="Calibri" w:eastAsia="Calibri"/>
-          <w:b w:val="0"/>
-          <w:sz w:val="24"/>
-        </w:rPr>
-        <w:t>C. 3 Netral</w:t>
-      </w:r>
-    </w:p>
-    <w:p>
-      <w:pPr>
-        <w:spacing w:after="0" w:before="0" w:line="240" w:lineRule="auto"/>
-      </w:pPr>
-      <w:r>
-        <w:rPr>
-          <w:rFonts w:ascii="Calibri" w:hAnsi="Calibri" w:eastAsia="Calibri"/>
-          <w:b w:val="0"/>
-          <w:sz w:val="24"/>
-        </w:rPr>
-        <w:t>D. 4 Setuju</w:t>
-      </w:r>
-    </w:p>
-    <w:p>
-      <w:pPr>
-        <w:spacing w:after="0" w:before="0" w:line="240" w:lineRule="auto"/>
-      </w:pPr>
-      <w:r>
-        <w:rPr>
-          <w:rFonts w:ascii="Calibri" w:hAnsi="Calibri" w:eastAsia="Calibri"/>
-          <w:b w:val="0"/>
-          <w:sz w:val="24"/>
-        </w:rPr>
-        <w:t>E. 5 Sangat setuju</w:t>
-      </w:r>
-    </w:p>
-    <w:p>
-      <w:pPr>
-        <w:spacing w:after="160" w:before="0" w:line="240" w:lineRule="auto"/>
-      </w:pPr>
-      <w:r>
-        <w:rPr>
-          <w:rFonts w:ascii="Calibri" w:hAnsi="Calibri" w:eastAsia="Calibri"/>
-          <w:b w:val="0"/>
-          <w:sz w:val="20"/>
-        </w:rPr>
-      </w:r>
-    </w:p>
-    <w:p>
-      <w:pPr>
-        <w:spacing w:after="40" w:before="0" w:line="240" w:lineRule="auto"/>
-      </w:pPr>
-      <w:r>
-        <w:rPr>
-          <w:rFonts w:ascii="Calibri" w:hAnsi="Calibri" w:eastAsia="Calibri"/>
-          <w:b w:val="0"/>
-          <w:sz w:val="24"/>
-        </w:rPr>
-        <w:t>22. Antarmuka SiapKerja cukup jelas untuk sesi sekitar 90 menit.</w:t>
-      </w:r>
-    </w:p>
-    <w:p>
-      <w:pPr>
-        <w:spacing w:after="0" w:before="0" w:line="240" w:lineRule="auto"/>
-      </w:pPr>
-      <w:r>
-        <w:rPr>
-          <w:rFonts w:ascii="Calibri" w:hAnsi="Calibri" w:eastAsia="Calibri"/>
-          <w:b w:val="0"/>
-          <w:sz w:val="24"/>
-        </w:rPr>
-        <w:t>A. 1 Sangat tidak setuju</w:t>
-      </w:r>
-    </w:p>
-    <w:p>
-      <w:pPr>
-        <w:spacing w:after="0" w:before="0" w:line="240" w:lineRule="auto"/>
-      </w:pPr>
-      <w:r>
-        <w:rPr>
-          <w:rFonts w:ascii="Calibri" w:hAnsi="Calibri" w:eastAsia="Calibri"/>
-          <w:b w:val="0"/>
-          <w:sz w:val="24"/>
-        </w:rPr>
-        <w:t>B. 2 Tidak setuju</w:t>
-      </w:r>
-    </w:p>
-    <w:p>
-      <w:pPr>
-        <w:spacing w:after="0" w:before="0" w:line="240" w:lineRule="auto"/>
-      </w:pPr>
-      <w:r>
-        <w:rPr>
-          <w:rFonts w:ascii="Calibri" w:hAnsi="Calibri" w:eastAsia="Calibri"/>
-          <w:b w:val="0"/>
-          <w:sz w:val="24"/>
-        </w:rPr>
-        <w:t>C. 3 Netral</w:t>
-      </w:r>
-    </w:p>
-    <w:p>
-      <w:pPr>
-        <w:spacing w:after="0" w:before="0" w:line="240" w:lineRule="auto"/>
-      </w:pPr>
-      <w:r>
-        <w:rPr>
-          <w:rFonts w:ascii="Calibri" w:hAnsi="Calibri" w:eastAsia="Calibri"/>
-          <w:b w:val="0"/>
-          <w:sz w:val="24"/>
-        </w:rPr>
-        <w:t>D. 4 Setuju</w:t>
-      </w:r>
-    </w:p>
-    <w:p>
-      <w:pPr>
-        <w:spacing w:after="0" w:before="0" w:line="240" w:lineRule="auto"/>
-      </w:pPr>
-      <w:r>
-        <w:rPr>
-          <w:rFonts w:ascii="Calibri" w:hAnsi="Calibri" w:eastAsia="Calibri"/>
-          <w:b w:val="0"/>
-          <w:sz w:val="24"/>
-        </w:rPr>
-        <w:t>E. 5 Sangat setuju</w:t>
-      </w:r>
-    </w:p>
-    <w:p>
-      <w:pPr>
-        <w:spacing w:after="160" w:before="0" w:line="240" w:lineRule="auto"/>
-      </w:pPr>
-      <w:r>
-        <w:rPr>
-          <w:rFonts w:ascii="Calibri" w:hAnsi="Calibri" w:eastAsia="Calibri"/>
-          <w:b w:val="0"/>
-          <w:sz w:val="20"/>
-        </w:rPr>
-      </w:r>
-    </w:p>
-    <w:p>
-      <w:pPr>
-        <w:spacing w:after="40" w:before="0" w:line="240" w:lineRule="auto"/>
-      </w:pPr>
-      <w:r>
-        <w:rPr>
-          <w:rFonts w:ascii="Calibri" w:hAnsi="Calibri" w:eastAsia="Calibri"/>
-          <w:b w:val="0"/>
-          <w:sz w:val="24"/>
-        </w:rPr>
-        <w:t>23. Saya akan merekomendasikan SiapKerja untuk latihan LPS di lingkungan saya.</w:t>
-      </w:r>
-    </w:p>
-    <w:p>
-      <w:pPr>
-        <w:spacing w:after="0" w:before="0" w:line="240" w:lineRule="auto"/>
-      </w:pPr>
-      <w:r>
-        <w:rPr>
-          <w:rFonts w:ascii="Calibri" w:hAnsi="Calibri" w:eastAsia="Calibri"/>
-          <w:b w:val="0"/>
-          <w:sz w:val="24"/>
-        </w:rPr>
-        <w:t>A. 1 Sangat tidak setuju</w:t>
-      </w:r>
-    </w:p>
-    <w:p>
-      <w:pPr>
-        <w:spacing w:after="0" w:before="0" w:line="240" w:lineRule="auto"/>
-      </w:pPr>
-      <w:r>
-        <w:rPr>
-          <w:rFonts w:ascii="Calibri" w:hAnsi="Calibri" w:eastAsia="Calibri"/>
-          <w:b w:val="0"/>
-          <w:sz w:val="24"/>
-        </w:rPr>
-        <w:t>B. 2 Tidak setuju</w:t>
-      </w:r>
-    </w:p>
-    <w:p>
-      <w:pPr>
-        <w:spacing w:after="0" w:before="0" w:line="240" w:lineRule="auto"/>
-      </w:pPr>
-      <w:r>
-        <w:rPr>
-          <w:rFonts w:ascii="Calibri" w:hAnsi="Calibri" w:eastAsia="Calibri"/>
-          <w:b w:val="0"/>
-          <w:sz w:val="24"/>
-        </w:rPr>
-        <w:t>C. 3 Netral</w:t>
-      </w:r>
-    </w:p>
-    <w:p>
-      <w:pPr>
-        <w:spacing w:after="0" w:before="0" w:line="240" w:lineRule="auto"/>
-      </w:pPr>
-      <w:r>
-        <w:rPr>
-          <w:rFonts w:ascii="Calibri" w:hAnsi="Calibri" w:eastAsia="Calibri"/>
-          <w:b w:val="0"/>
-          <w:sz w:val="24"/>
-        </w:rPr>
-        <w:t>D. 4 Setuju</w:t>
-      </w:r>
-    </w:p>
-    <w:p>
-      <w:pPr>
-        <w:spacing w:after="0" w:before="0" w:line="240" w:lineRule="auto"/>
-      </w:pPr>
-      <w:r>
-        <w:rPr>
-          <w:rFonts w:ascii="Calibri" w:hAnsi="Calibri" w:eastAsia="Calibri"/>
-          <w:b w:val="0"/>
-          <w:sz w:val="24"/>
-        </w:rPr>
-        <w:t>E. 5 Sangat setuju</w:t>
-      </w:r>
-    </w:p>
-    <w:p>
-      <w:pPr>
-        <w:spacing w:after="160" w:before="0" w:line="240" w:lineRule="auto"/>
-      </w:pPr>
-      <w:r>
-        <w:rPr>
-          <w:rFonts w:ascii="Calibri" w:hAnsi="Calibri" w:eastAsia="Calibri"/>
-          <w:b w:val="0"/>
-          <w:sz w:val="20"/>
-        </w:rPr>
-      </w:r>
-    </w:p>
-    <w:p>
-      <w:pPr>
-        <w:spacing w:after="40" w:before="0" w:line="240" w:lineRule="auto"/>
-      </w:pPr>
-      <w:r>
-        <w:rPr>
-          <w:rFonts w:ascii="Calibri" w:hAnsi="Calibri" w:eastAsia="Calibri"/>
-          <w:b w:val="0"/>
-          <w:sz w:val="24"/>
-        </w:rPr>
-        <w:t>24. Satu hal tentang LPS yang baru Anda rasakan lewat SiapKerja (bukan hanya ketahui).</w:t>
+        <w:t>14. Satu hal tentang LPS yang baru Anda rasakan lewat SiapKerja (bukan hanya ketahui).</w:t>
       </w:r>
     </w:p>
     <w:p>
@@ -2003,32 +1038,7 @@
           <w:b w:val="0"/>
           <w:sz w:val="24"/>
         </w:rPr>
-        <w:t>25. Apa yang masih membingungkan atau menghambat di SiapKerja?</w:t>
-      </w:r>
-    </w:p>
-    <w:p>
-      <w:pPr>
-        <w:spacing w:after="200" w:before="0" w:line="240" w:lineRule="auto"/>
-      </w:pPr>
-      <w:r>
-        <w:rPr>
-          <w:rFonts w:ascii="Calibri" w:hAnsi="Calibri" w:eastAsia="Calibri"/>
-          <w:b w:val="0"/>
-          <w:sz w:val="20"/>
-        </w:rPr>
-      </w:r>
-    </w:p>
-    <w:p>
-      <w:pPr>
-        <w:spacing w:after="40" w:before="0" w:line="240" w:lineRule="auto"/>
-      </w:pPr>
-      <w:r>
-        <w:rPr>
-          <w:rFonts w:ascii="Calibri" w:hAnsi="Calibri" w:eastAsia="Calibri"/>
-          <w:b w:val="0"/>
-          <w:sz w:val="24"/>
-        </w:rPr>
-        <w:t>26. Saran perbaikan SiapKerja (opsional). Jika tidak ada, tulis Tidak ada.</w:t>
+        <w:t>15. Apa yang masih membingungkan atau menghambat di SiapKerja?</w:t>
       </w:r>
     </w:p>
     <w:p>
